--- a/参赛作品海报.docx
+++ b/参赛作品海报.docx
@@ -288,6 +288,22 @@
           <w:sz w:val="16"/>
         </w:rPr>
         <w:t xml:space="preserve"> </w:t>
+      </w:r>
+    </w:p>
+    <w:p>
+      <w:pPr>
+        <w:spacing w:after="200"/>
+        <w:jc w:val="center"/>
+        <w:shd w:fill="001E3C"/>
+      </w:pPr>
+      <w:r>
+        <w:rPr>
+          <w:rFonts w:ascii="宋体" w:hAnsi="宋体" w:eastAsia="宋体"/>
+          <w:b w:val="0"/>
+          <w:color w:val="FFFFFF"/>
+          <w:sz w:val="24"/>
+        </w:rPr>
+        <w:t>指导老师：李维</w:t>
       </w:r>
     </w:p>
     <w:p>
